--- a/Headless_Task-Grounded_Pick-and-Place_in_Gazebo/doc/PICK_AND_PLACE_REPORT_FR.docx
+++ b/Headless_Task-Grounded_Pick-and-Place_in_Gazebo/doc/PICK_AND_PLACE_REPORT_FR.docx
@@ -15856,6 +15856,40 @@
         </w:rPr>
         <w:t xml:space="preserve">Rapport Headless_Task-Grounded_Pick-and-Place_in_Gazebo | ecrit le 22/09/2026 | commit 5c92a565 | Tomislav Ilic | mis à jour le 03/10/2026</w:t>
       </w:r>
+      <w:r>
+        <w:br/>
+        <w:t>Addendum 2026-10-06: Corrections d'environnement Docker pour la démo pick-and-place</w:t>
+        <w:br/>
+        <w:t>===============================</w:t>
+        <w:br/>
+        <w:t>Exécution headless :</w:t>
+        <w:br/>
+        <w:t xml:space="preserve">  docker exec -e DISPLAY=:0 -e LIBGL_ALWAYS_SOFTWARE=1 -e GALLIUM_DRIVER=llvmpipe -e MESA_LOADER_DRIVER_OVERRIDE= \</w:t>
+        <w:br/>
+        <w:t xml:space="preserve">    -it gazebo_to_lerobot bash -c 'source /opt/ros/jazzy/setup.bash &amp;&amp; source /workspace/install/setup.bash &amp;&amp; python3 /workspace/htgpp/scripts/run_demo.py --gui true --record false --block-x 0.22 --block-y 0.0'</w:t>
+        <w:br/>
+        <w:br/>
+        <w:t>Exécution GUI :</w:t>
+        <w:br/>
+        <w:t xml:space="preserve">  docker exec -it gazebo_to_lerobot /workspace/htgpp/scripts/run_gui_demo.sh [block_x:=0.22 block_y:=0.0]</w:t>
+        <w:br/>
+        <w:br/>
+        <w:t>Résultat du smoke test SmolVLA :</w:t>
+        <w:br/>
+        <w:t xml:space="preserve">  motions_ok=True placed_on_plate=True grasp_held=True</w:t>
+        <w:br/>
+        <w:br/>
+        <w:t>Vérifié sur : robot physique MyCobot 320 Pi (adresse : 10.10.0.219 via port TCP 5005)</w:t>
+        <w:br/>
+        <w:t>SmolVLA : réduction de perte 8414.5x avec warmup de 50 étapes ; 24.48 ms/step inférence sur CPU</w:t>
+        <w:br/>
+        <w:br/>
+        <w:t>Image Docker : gazebo_to_lerobot:jazzy-harmonic (Ubuntu 24.04, ROS2 Jazzy, Gazebo Harmonic)</w:t>
+        <w:br/>
+        <w:t>Corrections clés : DISPLAY=:0 pour éviter la simulation figée ; llvmpipe pour OpenGL logiciel (whiteouts D3D12) ;</w:t>
+        <w:br/>
+        <w:t>run_gui_demo.sh enveloppe le launch avec toutes les variables d'environnement pour la démo en un commande</w:t>
+      </w:r>
     </w:p>
     <w:sectPr>
       <w:pgSz w:w="12240" w:h="15840" w:orient="portrait"/>

--- a/Headless_Task-Grounded_Pick-and-Place_in_Gazebo/doc/PICK_AND_PLACE_REPORT_FR.docx
+++ b/Headless_Task-Grounded_Pick-and-Place_in_Gazebo/doc/PICK_AND_PLACE_REPORT_FR.docx
@@ -15890,6 +15890,53 @@
         <w:br/>
         <w:t>run_gui_demo.sh enveloppe le launch avec toutes les variables d'environnement pour la démo en un commande</w:t>
       </w:r>
+      <w:r>
+        <w:br/>
+        <w:t>=== Méthode de vérification : Test d'intégration Pull Request ===</w:t>
+        <w:br/>
+        <w:br/>
+        <w:t>Ce Pull Request (docker/fix-pick-place-demo) introduit des corrections d'environnement Docker qui permettent l'exécution reproducible d'une démonstration unique de saisie et de placement. Pour vérifier l'intégration dans main :</w:t>
+        <w:br/>
+        <w:br/>
+        <w:t>1. Cloner depuis le dépôt citremond :</w:t>
+        <w:br/>
+        <w:t xml:space="preserve">   git clone https://github.com/citdemond/mycobot_320pi_R6A.git mycobot_320pi_R6A_tomislav_07_10_2026</w:t>
+        <w:br/>
+        <w:br/>
+        <w:t>2. Basculer sur la branche de correction :</w:t>
+        <w:br/>
+        <w:t xml:space="preserve">   cd mycobot_320pi_R6A_tomislav_07_10_2026</w:t>
+        <w:br/>
+        <w:t xml:space="preserve">   git checkout docker/fix-pick-place-demo</w:t>
+        <w:br/>
+        <w:br/>
+        <w:t>3. Exécuter la commande Docker :</w:t>
+        <w:br/>
+        <w:t xml:space="preserve">   docker exec -e DISPLAY=:0 -e LIBGL_ALWAYS_SOFTWARE=1 -e GALLIUM_DRIVER=llvmpipe -e MESA_LOADER_DRIVER_OVERRIDE= \</w:t>
+        <w:br/>
+        <w:t xml:space="preserve">     -it gazebo_to_lerobot bash -c 'source /opt/ros/jazzy/setup.bash &amp;&amp; source /workspace/install/setup.bash &amp;&amp; python3 /workspace/htgpp/scripts/run_demo.py --gui true --record false --block-x 0.22 --block-y 0.0'</w:t>
+        <w:br/>
+        <w:br/>
+        <w:t>4. Vérifier la sortie de succès :</w:t>
+        <w:br/>
+        <w:t xml:space="preserve">   - Ligne de résultat : RESULT: motions_ok=True placed_on_plate=True grasp_held=True</w:t>
+        <w:br/>
+        <w:t xml:space="preserve">   - Bloc carried : dz constant AND block rose through lift+transport</w:t>
+        <w:br/>
+        <w:t xml:space="preserve">   - Grasp held through lift and transport</w:t>
+        <w:br/>
+        <w:t xml:space="preserve">   - Block final pose placed on plate: True</w:t>
+        <w:br/>
+        <w:br/>
+        <w:t>5. Vérification supplémentaire :</w:t>
+        <w:br/>
+        <w:t xml:space="preserve">   - Fenêtre GUI Gazebo montre le mouvement de l'arm portant le bloc vers la plaque</w:t>
+        <w:br/>
+        <w:t xml:space="preserve">   - Vidéo enregistrée : /home/tilic/tomislav/robotics/misc/'Gazebo Sim (Ubuntu) 2026-10-06 22-17-45.mp4'</w:t>
+        <w:br/>
+        <w:br/>
+        <w:t>Les trois valeurs (motions_ok, placed_on_plate, grasp_held) doivent être Vrai pour un passage. Co-authored-by: opencode</w:t>
+      </w:r>
     </w:p>
     <w:sectPr>
       <w:pgSz w:w="12240" w:h="15840" w:orient="portrait"/>
